--- a/tillsyn/A 10392-2022 tillsynsbegäran.docx
+++ b/tillsyn/A 10392-2022 tillsynsbegäran.docx
@@ -338,7 +338,7 @@
     <w:r>
       <w:tab/>
       <w:tab/>
-      <w:t>2026-06-18</w:t>
+      <w:t>2026-06-19</w:t>
       <w:br/>
       <w:br/>
     </w:r>

--- a/tillsyn/A 10392-2022 tillsynsbegäran.docx
+++ b/tillsyn/A 10392-2022 tillsynsbegäran.docx
@@ -338,7 +338,7 @@
     <w:r>
       <w:tab/>
       <w:tab/>
-      <w:t>2026-06-19</w:t>
+      <w:t>2026-06-20</w:t>
       <w:br/>
       <w:br/>
     </w:r>

--- a/tillsyn/A 10392-2022 tillsynsbegäran.docx
+++ b/tillsyn/A 10392-2022 tillsynsbegäran.docx
@@ -12,10 +12,7 @@
     </w:p>
     <w:p>
       <w:r>
-        <w:t>Detta dokument behandlar höga naturvärden i avverkningsanmälan A 10392-2022 i Kalmar kommun som inkom 2022-03-03 och omfattar 2,9 ha.</w:t>
-      </w:r>
-      <w:r>
-        <w:t xml:space="preserve"> I Figur 1 visas fyndplatser för naturvårdsarter i området, som finns registrerade på Artportalen.</w:t>
+        <w:t>Denna tillsynsbegäran behandlar höga naturvärden i avverkningsanmälan A 10392-2022 i Kalmar kommun som inkom 2022-03-03 och omfattar 2,9 ha.</w:t>
       </w:r>
     </w:p>
     <w:p>
@@ -63,7 +60,20 @@
         <w:spacing w:after="240"/>
       </w:pPr>
       <w:r>
-        <w:t>Figur 1. Fyndplatser för naturvårdsarter inom 24 meter från avverkningsanmälan (röd linje). Inom parentes anges rödlistekategorier, S för signalarter, Tför typiska arter och fridlysningsparagrafer i artskyddsförordningen.Markörer utan svart kant är placerade på fyndplatsen. Markörer med svart kant är placerade vid sidan av fyndplatsen och har ett svart streck som visar fyndplatsens exakta position. Kartans mittpunktskoordinat är N 6294935, E 584902 i SWEREF 99 TM.</w:t>
+        <w:t>Figur 1. Fyndplatser för naturvårdsarter inom 24 meter från avverkningsanmälan. Markörer utan svart kant är placerade på fyndplatsen. Markörer med svart kant är placerade vid sidan av fyndplatsen har ett svart streck som visar fyndplatsens exakta position. Kartans mittpunktskoordinat är N 6294935, E 584902 i SWEREF 99 TM.</w:t>
+      </w:r>
+    </w:p>
+    <w:p>
+      <w:r>
+        <w:t>Inom 24 meter från avverkningsanmälan finns fynd av 1 naturvårdsarter, varav 1 är fridlyst: långbensgroda (§4a). Se Figur 1.</w:t>
+      </w:r>
+    </w:p>
+    <w:p>
+      <w:pPr>
+        <w:pStyle w:val="Heading1"/>
+      </w:pPr>
+      <w:r>
+        <w:t>Tillsynsbegäran</w:t>
       </w:r>
     </w:p>
     <w:p>
@@ -77,39 +87,16 @@
       </w:r>
     </w:p>
     <w:p>
-      <w:r>
-        <w:t>Nedan beskrivs fynd av naturvårdsarter och fridlysta arter som gjorts i det avverkningsanmälda området. I BILAGA 1 finns artfakta om fridlysta arter.</w:t>
-      </w:r>
-    </w:p>
-    <w:p>
       <w:pPr>
         <w:pStyle w:val="Heading1"/>
       </w:pPr>
       <w:r>
-        <w:t>Naturvårdsarter</w:t>
+        <w:t>Naturvårdsarter och fridlysta arter</w:t>
       </w:r>
     </w:p>
     <w:p>
       <w:r>
-        <w:t>Inom 24 meter från avverkningsanmälan har följande 1 naturvårdsarter hittats: långbensgroda (§4a). För fridlysta arter anges även paragrafen i Artskyddsförordningen som arten är fridlyst enligt.</w:t>
-      </w:r>
-    </w:p>
-    <w:p>
-      <w:r>
-        <w:t>De påträffade naturvårdsarterna är ett tydligt kvitto på att det rör sig om en skog med höga naturvärden.</w:t>
-      </w:r>
-    </w:p>
-    <w:p>
-      <w:pPr>
-        <w:pStyle w:val="Heading2"/>
-      </w:pPr>
-      <w:r>
-        <w:t>Fridlysta arter</w:t>
-      </w:r>
-    </w:p>
-    <w:p>
-      <w:r>
-        <w:t>Följande fridlysta arter har sina livsmiljöer och växtplatser i den avverkningsanmälda skogen: långbensgroda (§4a).</w:t>
+        <w:t>Nedan följer beskrivningar av de naturvårdsarter och fridlysta arter som har sina livsmiljöer och växtplatser i den avverkningsanmälda skogen. Se även ytterligare artfakta i BILAGA 1. De påträffade naturvårdsarterna är ett tydligt kvitto på att det rör sig om en skog med höga naturvärden.</w:t>
       </w:r>
     </w:p>
     <w:p>
@@ -121,11 +108,6 @@
       </w:r>
       <w:r>
         <w:t>är strikt skyddad enligt EU:s art- och habitatdirektiv vilket innebär att hela dess livsmiljö ska bevaras.  I Sverige förekommer arten uteslutande i och invid större skogsområden, oftast med betydande lövinslag där den leker i små grunda kärr och permanenta vatten. Kalavverkning av långbensgrodans livsmiljöer bör undvikas och eventuellt skogsbruk ska ske skonsamt genom försiktig gallring och upptagning av mindre gläntor. Arten omfattas av ett åtgärdsprogram för hotade arter (ÅGP) (SLU Artdatabanken, 2026; Ahlén, 2013).</w:t>
-      </w:r>
-    </w:p>
-    <w:p>
-      <w:r>
-        <w:t>I BILAGA 1 finns mer detaljerad information om ekologi samt krav på livsmiljö hos fridlysta arter.</w:t>
       </w:r>
     </w:p>
     <w:p>
@@ -338,7 +320,7 @@
     <w:r>
       <w:tab/>
       <w:tab/>
-      <w:t>2026-06-20</w:t>
+      <w:t>2026-06-21</w:t>
       <w:br/>
       <w:br/>
     </w:r>

--- a/tillsyn/A 10392-2022 tillsynsbegäran.docx
+++ b/tillsyn/A 10392-2022 tillsynsbegäran.docx
@@ -320,7 +320,7 @@
     <w:r>
       <w:tab/>
       <w:tab/>
-      <w:t>2026-06-21</w:t>
+      <w:t>2026-06-22</w:t>
       <w:br/>
       <w:br/>
     </w:r>

--- a/tillsyn/A 10392-2022 tillsynsbegäran.docx
+++ b/tillsyn/A 10392-2022 tillsynsbegäran.docx
@@ -320,7 +320,7 @@
     <w:r>
       <w:tab/>
       <w:tab/>
-      <w:t>2026-06-22</w:t>
+      <w:t>2026-06-23</w:t>
       <w:br/>
       <w:br/>
     </w:r>

--- a/tillsyn/A 10392-2022 tillsynsbegäran.docx
+++ b/tillsyn/A 10392-2022 tillsynsbegäran.docx
@@ -320,7 +320,7 @@
     <w:r>
       <w:tab/>
       <w:tab/>
-      <w:t>2026-06-23</w:t>
+      <w:t>2026-06-24</w:t>
       <w:br/>
       <w:br/>
     </w:r>

--- a/tillsyn/A 10392-2022 tillsynsbegäran.docx
+++ b/tillsyn/A 10392-2022 tillsynsbegäran.docx
@@ -320,7 +320,7 @@
     <w:r>
       <w:tab/>
       <w:tab/>
-      <w:t>2026-06-24</w:t>
+      <w:t>2026-06-25</w:t>
       <w:br/>
       <w:br/>
     </w:r>

--- a/tillsyn/A 10392-2022 tillsynsbegäran.docx
+++ b/tillsyn/A 10392-2022 tillsynsbegäran.docx
@@ -320,7 +320,7 @@
     <w:r>
       <w:tab/>
       <w:tab/>
-      <w:t>2026-06-25</w:t>
+      <w:t>2026-06-26</w:t>
       <w:br/>
       <w:br/>
     </w:r>

--- a/tillsyn/A 10392-2022 tillsynsbegäran.docx
+++ b/tillsyn/A 10392-2022 tillsynsbegäran.docx
@@ -320,7 +320,7 @@
     <w:r>
       <w:tab/>
       <w:tab/>
-      <w:t>2026-06-26</w:t>
+      <w:t>2026-06-27</w:t>
       <w:br/>
       <w:br/>
     </w:r>

--- a/tillsyn/A 10392-2022 tillsynsbegäran.docx
+++ b/tillsyn/A 10392-2022 tillsynsbegäran.docx
@@ -320,7 +320,7 @@
     <w:r>
       <w:tab/>
       <w:tab/>
-      <w:t>2026-06-27</w:t>
+      <w:t>2026-06-28</w:t>
       <w:br/>
       <w:br/>
     </w:r>

--- a/tillsyn/A 10392-2022 tillsynsbegäran.docx
+++ b/tillsyn/A 10392-2022 tillsynsbegäran.docx
@@ -320,7 +320,7 @@
     <w:r>
       <w:tab/>
       <w:tab/>
-      <w:t>2026-06-28</w:t>
+      <w:t>2026-06-29</w:t>
       <w:br/>
       <w:br/>
     </w:r>

--- a/tillsyn/A 10392-2022 tillsynsbegäran.docx
+++ b/tillsyn/A 10392-2022 tillsynsbegäran.docx
@@ -320,7 +320,7 @@
     <w:r>
       <w:tab/>
       <w:tab/>
-      <w:t>2026-06-29</w:t>
+      <w:t>2026-06-30</w:t>
       <w:br/>
       <w:br/>
     </w:r>

--- a/tillsyn/A 10392-2022 tillsynsbegäran.docx
+++ b/tillsyn/A 10392-2022 tillsynsbegäran.docx
@@ -320,7 +320,7 @@
     <w:r>
       <w:tab/>
       <w:tab/>
-      <w:t>2026-06-30</w:t>
+      <w:t>2026-07-01</w:t>
       <w:br/>
       <w:br/>
     </w:r>

--- a/tillsyn/A 10392-2022 tillsynsbegäran.docx
+++ b/tillsyn/A 10392-2022 tillsynsbegäran.docx
@@ -320,7 +320,7 @@
     <w:r>
       <w:tab/>
       <w:tab/>
-      <w:t>2026-07-01</w:t>
+      <w:t>2026-07-02</w:t>
       <w:br/>
       <w:br/>
     </w:r>

--- a/tillsyn/A 10392-2022 tillsynsbegäran.docx
+++ b/tillsyn/A 10392-2022 tillsynsbegäran.docx
@@ -320,7 +320,7 @@
     <w:r>
       <w:tab/>
       <w:tab/>
-      <w:t>2026-07-13</w:t>
+      <w:t>2026-07-14</w:t>
       <w:br/>
       <w:br/>
     </w:r>

--- a/tillsyn/A 10392-2022 tillsynsbegäran.docx
+++ b/tillsyn/A 10392-2022 tillsynsbegäran.docx
@@ -320,7 +320,7 @@
     <w:r>
       <w:tab/>
       <w:tab/>
-      <w:t>2026-07-14</w:t>
+      <w:t>2026-07-15</w:t>
       <w:br/>
       <w:br/>
     </w:r>

--- a/tillsyn/A 10392-2022 tillsynsbegäran.docx
+++ b/tillsyn/A 10392-2022 tillsynsbegäran.docx
@@ -320,7 +320,7 @@
     <w:r>
       <w:tab/>
       <w:tab/>
-      <w:t>2026-07-15</w:t>
+      <w:t>2026-07-16</w:t>
       <w:br/>
       <w:br/>
     </w:r>

--- a/tillsyn/A 10392-2022 tillsynsbegäran.docx
+++ b/tillsyn/A 10392-2022 tillsynsbegäran.docx
@@ -320,7 +320,7 @@
     <w:r>
       <w:tab/>
       <w:tab/>
-      <w:t>2026-07-16</w:t>
+      <w:t>2026-07-17</w:t>
       <w:br/>
       <w:br/>
     </w:r>

--- a/tillsyn/A 10392-2022 tillsynsbegäran.docx
+++ b/tillsyn/A 10392-2022 tillsynsbegäran.docx
@@ -320,7 +320,7 @@
     <w:r>
       <w:tab/>
       <w:tab/>
-      <w:t>2026-07-17</w:t>
+      <w:t>2026-07-18</w:t>
       <w:br/>
       <w:br/>
     </w:r>

--- a/tillsyn/A 10392-2022 tillsynsbegäran.docx
+++ b/tillsyn/A 10392-2022 tillsynsbegäran.docx
@@ -320,7 +320,7 @@
     <w:r>
       <w:tab/>
       <w:tab/>
-      <w:t>2026-07-18</w:t>
+      <w:t>2026-07-19</w:t>
       <w:br/>
       <w:br/>
     </w:r>

--- a/tillsyn/A 10392-2022 tillsynsbegäran.docx
+++ b/tillsyn/A 10392-2022 tillsynsbegäran.docx
@@ -320,7 +320,7 @@
     <w:r>
       <w:tab/>
       <w:tab/>
-      <w:t>2026-07-19</w:t>
+      <w:t>2026-07-20</w:t>
       <w:br/>
       <w:br/>
     </w:r>

--- a/tillsyn/A 10392-2022 tillsynsbegäran.docx
+++ b/tillsyn/A 10392-2022 tillsynsbegäran.docx
@@ -320,7 +320,7 @@
     <w:r>
       <w:tab/>
       <w:tab/>
-      <w:t>2026-07-20</w:t>
+      <w:t>2026-07-21</w:t>
       <w:br/>
       <w:br/>
     </w:r>

--- a/tillsyn/A 10392-2022 tillsynsbegäran.docx
+++ b/tillsyn/A 10392-2022 tillsynsbegäran.docx
@@ -320,7 +320,7 @@
     <w:r>
       <w:tab/>
       <w:tab/>
-      <w:t>2026-07-21</w:t>
+      <w:t>2026-07-22</w:t>
       <w:br/>
       <w:br/>
     </w:r>

--- a/tillsyn/A 10392-2022 tillsynsbegäran.docx
+++ b/tillsyn/A 10392-2022 tillsynsbegäran.docx
@@ -320,7 +320,7 @@
     <w:r>
       <w:tab/>
       <w:tab/>
-      <w:t>2026-07-22</w:t>
+      <w:t>2026-07-23</w:t>
       <w:br/>
       <w:br/>
     </w:r>

--- a/tillsyn/A 10392-2022 tillsynsbegäran.docx
+++ b/tillsyn/A 10392-2022 tillsynsbegäran.docx
@@ -320,7 +320,7 @@
     <w:r>
       <w:tab/>
       <w:tab/>
-      <w:t>2026-07-23</w:t>
+      <w:t>2026-07-24</w:t>
       <w:br/>
       <w:br/>
     </w:r>

--- a/tillsyn/A 10392-2022 tillsynsbegäran.docx
+++ b/tillsyn/A 10392-2022 tillsynsbegäran.docx
@@ -320,7 +320,7 @@
     <w:r>
       <w:tab/>
       <w:tab/>
-      <w:t>2026-07-24</w:t>
+      <w:t>2026-07-25</w:t>
       <w:br/>
       <w:br/>
     </w:r>

--- a/tillsyn/A 10392-2022 tillsynsbegäran.docx
+++ b/tillsyn/A 10392-2022 tillsynsbegäran.docx
@@ -320,7 +320,7 @@
     <w:r>
       <w:tab/>
       <w:tab/>
-      <w:t>2026-07-25</w:t>
+      <w:t>2026-07-26</w:t>
       <w:br/>
       <w:br/>
     </w:r>

--- a/tillsyn/A 10392-2022 tillsynsbegäran.docx
+++ b/tillsyn/A 10392-2022 tillsynsbegäran.docx
@@ -320,7 +320,7 @@
     <w:r>
       <w:tab/>
       <w:tab/>
-      <w:t>2026-07-26</w:t>
+      <w:t>2026-07-27</w:t>
       <w:br/>
       <w:br/>
     </w:r>

--- a/tillsyn/A 10392-2022 tillsynsbegäran.docx
+++ b/tillsyn/A 10392-2022 tillsynsbegäran.docx
@@ -320,7 +320,7 @@
     <w:r>
       <w:tab/>
       <w:tab/>
-      <w:t>2026-07-27</w:t>
+      <w:t>2026-07-28</w:t>
       <w:br/>
       <w:br/>
     </w:r>

--- a/tillsyn/A 10392-2022 tillsynsbegäran.docx
+++ b/tillsyn/A 10392-2022 tillsynsbegäran.docx
@@ -320,7 +320,7 @@
     <w:r>
       <w:tab/>
       <w:tab/>
-      <w:t>2026-07-28</w:t>
+      <w:t>2026-07-29</w:t>
       <w:br/>
       <w:br/>
     </w:r>

--- a/tillsyn/A 10392-2022 tillsynsbegäran.docx
+++ b/tillsyn/A 10392-2022 tillsynsbegäran.docx
@@ -320,7 +320,7 @@
     <w:r>
       <w:tab/>
       <w:tab/>
-      <w:t>2026-07-29</w:t>
+      <w:t>2026-07-30</w:t>
       <w:br/>
       <w:br/>
     </w:r>

--- a/tillsyn/A 10392-2022 tillsynsbegäran.docx
+++ b/tillsyn/A 10392-2022 tillsynsbegäran.docx
@@ -320,7 +320,7 @@
     <w:r>
       <w:tab/>
       <w:tab/>
-      <w:t>2026-07-30</w:t>
+      <w:t>2026-07-31</w:t>
       <w:br/>
       <w:br/>
     </w:r>

--- a/tillsyn/A 10392-2022 tillsynsbegäran.docx
+++ b/tillsyn/A 10392-2022 tillsynsbegäran.docx
@@ -320,7 +320,7 @@
     <w:r>
       <w:tab/>
       <w:tab/>
-      <w:t>2026-07-31</w:t>
+      <w:t>2026-08-01</w:t>
       <w:br/>
       <w:br/>
     </w:r>

--- a/tillsyn/A 10392-2022 tillsynsbegäran.docx
+++ b/tillsyn/A 10392-2022 tillsynsbegäran.docx
@@ -320,7 +320,7 @@
     <w:r>
       <w:tab/>
       <w:tab/>
-      <w:t>2026-08-01</w:t>
+      <w:t>2026-08-02</w:t>
       <w:br/>
       <w:br/>
     </w:r>

--- a/tillsyn/A 10392-2022 tillsynsbegäran.docx
+++ b/tillsyn/A 10392-2022 tillsynsbegäran.docx
@@ -320,7 +320,7 @@
     <w:r>
       <w:tab/>
       <w:tab/>
-      <w:t>2026-08-02</w:t>
+      <w:t>2026-08-03</w:t>
       <w:br/>
       <w:br/>
     </w:r>

--- a/tillsyn/A 10392-2022 tillsynsbegäran.docx
+++ b/tillsyn/A 10392-2022 tillsynsbegäran.docx
@@ -320,7 +320,7 @@
     <w:r>
       <w:tab/>
       <w:tab/>
-      <w:t>2026-08-03</w:t>
+      <w:t>2026-08-05</w:t>
       <w:br/>
       <w:br/>
     </w:r>

--- a/tillsyn/A 10392-2022 tillsynsbegäran.docx
+++ b/tillsyn/A 10392-2022 tillsynsbegäran.docx
@@ -320,7 +320,7 @@
     <w:r>
       <w:tab/>
       <w:tab/>
-      <w:t>2026-08-05</w:t>
+      <w:t>2026-08-07</w:t>
       <w:br/>
       <w:br/>
     </w:r>

--- a/tillsyn/A 10392-2022 tillsynsbegäran.docx
+++ b/tillsyn/A 10392-2022 tillsynsbegäran.docx
@@ -320,7 +320,7 @@
     <w:r>
       <w:tab/>
       <w:tab/>
-      <w:t>2026-08-07</w:t>
+      <w:t>2026-08-08</w:t>
       <w:br/>
       <w:br/>
     </w:r>

--- a/tillsyn/A 10392-2022 tillsynsbegäran.docx
+++ b/tillsyn/A 10392-2022 tillsynsbegäran.docx
@@ -60,7 +60,7 @@
         <w:spacing w:after="240"/>
       </w:pPr>
       <w:r>
-        <w:t>Figur 1. Fyndplatser för naturvårdsarter inom 24 meter från avverkningsanmälan. Markörer utan svart kant är placerade på fyndplatsen. Markörer med svart kant är placerade vid sidan av fyndplatsen har ett svart streck som visar fyndplatsens exakta position. Kartans mittpunktskoordinat är N 6294935, E 584902 i SWEREF 99 TM.</w:t>
+        <w:t>Figur 1. Fyndplatser för naturvårdsarter inom 24 meter från avverkningsanmälan. Markörer utan svart kant är placerade på fyndplatsen. Markörer med svart kant är placerade vid sidan av fyndplatsen och har ett svart streck som visar fyndplatsens exakta position. Kartans mittpunktskoordinat är N 6294935, E 584902 i SWEREF 99 TM.</w:t>
       </w:r>
     </w:p>
     <w:p>
@@ -320,7 +320,7 @@
     <w:r>
       <w:tab/>
       <w:tab/>
-      <w:t>2026-08-14</w:t>
+      <w:t>2026-08-15</w:t>
       <w:br/>
       <w:br/>
     </w:r>

--- a/tillsyn/A 10392-2022 tillsynsbegäran.docx
+++ b/tillsyn/A 10392-2022 tillsynsbegäran.docx
@@ -320,7 +320,7 @@
     <w:r>
       <w:tab/>
       <w:tab/>
-      <w:t>2026-08-15</w:t>
+      <w:t>2026-08-16</w:t>
       <w:br/>
       <w:br/>
     </w:r>

--- a/tillsyn/A 10392-2022 tillsynsbegäran.docx
+++ b/tillsyn/A 10392-2022 tillsynsbegäran.docx
@@ -320,7 +320,7 @@
     <w:r>
       <w:tab/>
       <w:tab/>
-      <w:t>2026-08-16</w:t>
+      <w:t>2026-08-17</w:t>
       <w:br/>
       <w:br/>
     </w:r>

--- a/tillsyn/A 10392-2022 tillsynsbegäran.docx
+++ b/tillsyn/A 10392-2022 tillsynsbegäran.docx
@@ -320,7 +320,7 @@
     <w:r>
       <w:tab/>
       <w:tab/>
-      <w:t>2026-08-17</w:t>
+      <w:t>2026-08-18</w:t>
       <w:br/>
       <w:br/>
     </w:r>

--- a/tillsyn/A 10392-2022 tillsynsbegäran.docx
+++ b/tillsyn/A 10392-2022 tillsynsbegäran.docx
@@ -320,7 +320,7 @@
     <w:r>
       <w:tab/>
       <w:tab/>
-      <w:t>2026-08-18</w:t>
+      <w:t>2026-08-19</w:t>
       <w:br/>
       <w:br/>
     </w:r>

--- a/tillsyn/A 10392-2022 tillsynsbegäran.docx
+++ b/tillsyn/A 10392-2022 tillsynsbegäran.docx
@@ -320,7 +320,7 @@
     <w:r>
       <w:tab/>
       <w:tab/>
-      <w:t>2026-08-19</w:t>
+      <w:t>2026-08-20</w:t>
       <w:br/>
       <w:br/>
     </w:r>

--- a/tillsyn/A 10392-2022 tillsynsbegäran.docx
+++ b/tillsyn/A 10392-2022 tillsynsbegäran.docx
@@ -320,7 +320,7 @@
     <w:r>
       <w:tab/>
       <w:tab/>
-      <w:t>2026-08-20</w:t>
+      <w:t>2026-08-21</w:t>
       <w:br/>
       <w:br/>
     </w:r>

--- a/tillsyn/A 10392-2022 tillsynsbegäran.docx
+++ b/tillsyn/A 10392-2022 tillsynsbegäran.docx
@@ -320,7 +320,7 @@
     <w:r>
       <w:tab/>
       <w:tab/>
-      <w:t>2026-08-21</w:t>
+      <w:t>2026-08-22</w:t>
       <w:br/>
       <w:br/>
     </w:r>

--- a/tillsyn/A 10392-2022 tillsynsbegäran.docx
+++ b/tillsyn/A 10392-2022 tillsynsbegäran.docx
@@ -320,7 +320,7 @@
     <w:r>
       <w:tab/>
       <w:tab/>
-      <w:t>2026-08-22</w:t>
+      <w:t>2026-08-23</w:t>
       <w:br/>
       <w:br/>
     </w:r>

--- a/tillsyn/A 10392-2022 tillsynsbegäran.docx
+++ b/tillsyn/A 10392-2022 tillsynsbegäran.docx
@@ -320,7 +320,7 @@
     <w:r>
       <w:tab/>
       <w:tab/>
-      <w:t>2026-08-23</w:t>
+      <w:t>2026-08-24</w:t>
       <w:br/>
       <w:br/>
     </w:r>

--- a/tillsyn/A 10392-2022 tillsynsbegäran.docx
+++ b/tillsyn/A 10392-2022 tillsynsbegäran.docx
@@ -320,7 +320,7 @@
     <w:r>
       <w:tab/>
       <w:tab/>
-      <w:t>2026-08-24</w:t>
+      <w:t>2026-08-25</w:t>
       <w:br/>
       <w:br/>
     </w:r>

--- a/tillsyn/A 10392-2022 tillsynsbegäran.docx
+++ b/tillsyn/A 10392-2022 tillsynsbegäran.docx
@@ -320,7 +320,7 @@
     <w:r>
       <w:tab/>
       <w:tab/>
-      <w:t>2026-08-25</w:t>
+      <w:t>2026-08-26</w:t>
       <w:br/>
       <w:br/>
     </w:r>

--- a/tillsyn/A 10392-2022 tillsynsbegäran.docx
+++ b/tillsyn/A 10392-2022 tillsynsbegäran.docx
@@ -320,7 +320,7 @@
     <w:r>
       <w:tab/>
       <w:tab/>
-      <w:t>2026-08-26</w:t>
+      <w:t>2026-08-27</w:t>
       <w:br/>
       <w:br/>
     </w:r>

--- a/tillsyn/A 10392-2022 tillsynsbegäran.docx
+++ b/tillsyn/A 10392-2022 tillsynsbegäran.docx
@@ -320,7 +320,7 @@
     <w:r>
       <w:tab/>
       <w:tab/>
-      <w:t>2026-08-27</w:t>
+      <w:t>2026-08-28</w:t>
       <w:br/>
       <w:br/>
     </w:r>

--- a/tillsyn/A 10392-2022 tillsynsbegäran.docx
+++ b/tillsyn/A 10392-2022 tillsynsbegäran.docx
@@ -320,7 +320,7 @@
     <w:r>
       <w:tab/>
       <w:tab/>
-      <w:t>2026-08-28</w:t>
+      <w:t>2026-08-29</w:t>
       <w:br/>
       <w:br/>
     </w:r>

--- a/tillsyn/A 10392-2022 tillsynsbegäran.docx
+++ b/tillsyn/A 10392-2022 tillsynsbegäran.docx
@@ -320,7 +320,7 @@
     <w:r>
       <w:tab/>
       <w:tab/>
-      <w:t>2026-08-29</w:t>
+      <w:t>2026-08-31</w:t>
       <w:br/>
       <w:br/>
     </w:r>

--- a/tillsyn/A 10392-2022 tillsynsbegäran.docx
+++ b/tillsyn/A 10392-2022 tillsynsbegäran.docx
@@ -320,7 +320,7 @@
     <w:r>
       <w:tab/>
       <w:tab/>
-      <w:t>2026-08-31</w:t>
+      <w:t>2026-09-01</w:t>
       <w:br/>
       <w:br/>
     </w:r>

--- a/tillsyn/A 10392-2022 tillsynsbegäran.docx
+++ b/tillsyn/A 10392-2022 tillsynsbegäran.docx
@@ -320,7 +320,7 @@
     <w:r>
       <w:tab/>
       <w:tab/>
-      <w:t>2026-09-01</w:t>
+      <w:t>2026-09-02</w:t>
       <w:br/>
       <w:br/>
     </w:r>

--- a/tillsyn/A 10392-2022 tillsynsbegäran.docx
+++ b/tillsyn/A 10392-2022 tillsynsbegäran.docx
@@ -320,7 +320,7 @@
     <w:r>
       <w:tab/>
       <w:tab/>
-      <w:t>2026-09-02</w:t>
+      <w:t>2026-09-03</w:t>
       <w:br/>
       <w:br/>
     </w:r>

--- a/tillsyn/A 10392-2022 tillsynsbegäran.docx
+++ b/tillsyn/A 10392-2022 tillsynsbegäran.docx
@@ -320,7 +320,7 @@
     <w:r>
       <w:tab/>
       <w:tab/>
-      <w:t>2026-09-03</w:t>
+      <w:t>2026-09-04</w:t>
       <w:br/>
       <w:br/>
     </w:r>

--- a/tillsyn/A 10392-2022 tillsynsbegäran.docx
+++ b/tillsyn/A 10392-2022 tillsynsbegäran.docx
@@ -320,7 +320,7 @@
     <w:r>
       <w:tab/>
       <w:tab/>
-      <w:t>2026-09-04</w:t>
+      <w:t>2026-09-05</w:t>
       <w:br/>
       <w:br/>
     </w:r>

--- a/tillsyn/A 10392-2022 tillsynsbegäran.docx
+++ b/tillsyn/A 10392-2022 tillsynsbegäran.docx
@@ -320,7 +320,7 @@
     <w:r>
       <w:tab/>
       <w:tab/>
-      <w:t>2026-09-05</w:t>
+      <w:t>2026-09-06</w:t>
       <w:br/>
       <w:br/>
     </w:r>

--- a/tillsyn/A 10392-2022 tillsynsbegäran.docx
+++ b/tillsyn/A 10392-2022 tillsynsbegäran.docx
@@ -320,7 +320,7 @@
     <w:r>
       <w:tab/>
       <w:tab/>
-      <w:t>2026-09-06</w:t>
+      <w:t>2026-09-07</w:t>
       <w:br/>
       <w:br/>
     </w:r>

--- a/tillsyn/A 10392-2022 tillsynsbegäran.docx
+++ b/tillsyn/A 10392-2022 tillsynsbegäran.docx
@@ -320,7 +320,7 @@
     <w:r>
       <w:tab/>
       <w:tab/>
-      <w:t>2026-09-07</w:t>
+      <w:t>2026-09-08</w:t>
       <w:br/>
       <w:br/>
     </w:r>

--- a/tillsyn/A 10392-2022 tillsynsbegäran.docx
+++ b/tillsyn/A 10392-2022 tillsynsbegäran.docx
@@ -320,7 +320,7 @@
     <w:r>
       <w:tab/>
       <w:tab/>
-      <w:t>2026-09-08</w:t>
+      <w:t>2026-09-09</w:t>
       <w:br/>
       <w:br/>
     </w:r>

--- a/tillsyn/A 10392-2022 tillsynsbegäran.docx
+++ b/tillsyn/A 10392-2022 tillsynsbegäran.docx
@@ -320,7 +320,7 @@
     <w:r>
       <w:tab/>
       <w:tab/>
-      <w:t>2026-09-09</w:t>
+      <w:t>2026-09-10</w:t>
       <w:br/>
       <w:br/>
     </w:r>

--- a/tillsyn/A 10392-2022 tillsynsbegäran.docx
+++ b/tillsyn/A 10392-2022 tillsynsbegäran.docx
@@ -320,7 +320,7 @@
     <w:r>
       <w:tab/>
       <w:tab/>
-      <w:t>2026-09-10</w:t>
+      <w:t>2026-09-11</w:t>
       <w:br/>
       <w:br/>
     </w:r>

--- a/tillsyn/A 10392-2022 tillsynsbegäran.docx
+++ b/tillsyn/A 10392-2022 tillsynsbegäran.docx
@@ -320,7 +320,7 @@
     <w:r>
       <w:tab/>
       <w:tab/>
-      <w:t>2026-09-11</w:t>
+      <w:t>2026-09-12</w:t>
       <w:br/>
       <w:br/>
     </w:r>
